--- a/webapp/pdf/Otro_Si_Alimentacion_11.docx
+++ b/webapp/pdf/Otro_Si_Alimentacion_11.docx
@@ -94,15 +94,55 @@
           <w:szCs w:val="23"/>
           <w:rtl w:val="0"/>
         </w:rPr>
-        <w:t xml:space="preserve">En Sabaneta, a los 03 días del mes de marzo de 2026 se reunieron por una parte </w:t>
-      </w:r>
-      <w:r>
-        <w:rPr>
-          <w:rFonts w:ascii="Consolas" w:cs="Consolas" w:eastAsia="Consolas" w:hAnsi="Consolas"/>
-          <w:b w:val="1"/>
-          <w:bCs w:val="1"/>
-          <w:sz w:val="21"/>
-          <w:szCs w:val="21"/>
+        <w:t xml:space="preserve">En </w:t>
+      </w:r>
+      <w:r>
+        <w:rPr>
+          <w:rFonts w:ascii="Calibri" w:cs="Calibri" w:eastAsia="Calibri" w:hAnsi="Calibri"/>
+          <w:b w:val="1"/>
+          <w:bCs w:val="1"/>
+          <w:sz w:val="23"/>
+          <w:szCs w:val="23"/>
+          <w:rtl w:val="0"/>
+        </w:rPr>
+        <w:t xml:space="preserve">[[CiudadWork]]</w:t>
+      </w:r>
+      <w:r>
+        <w:rPr>
+          <w:rFonts w:ascii="Calibri" w:cs="Calibri" w:eastAsia="Calibri" w:hAnsi="Calibri"/>
+          <w:sz w:val="23"/>
+          <w:szCs w:val="23"/>
+          <w:rtl w:val="0"/>
+        </w:rPr>
+        <w:t xml:space="preserve"> a los </w:t>
+      </w:r>
+      <w:r>
+        <w:rPr>
+          <w:rFonts w:ascii="Calibri" w:cs="Calibri" w:eastAsia="Calibri" w:hAnsi="Calibri"/>
+          <w:b w:val="1"/>
+          <w:bCs w:val="1"/>
+          <w:sz w:val="23"/>
+          <w:szCs w:val="23"/>
+          <w:rtl w:val="0"/>
+        </w:rPr>
+        <w:t xml:space="preserve">[[FechaLarga]]</w:t>
+      </w:r>
+      <w:r>
+        <w:rPr>
+          <w:rFonts w:ascii="Calibri" w:cs="Calibri" w:eastAsia="Calibri" w:hAnsi="Calibri"/>
+          <w:sz w:val="23"/>
+          <w:szCs w:val="23"/>
+          <w:rtl w:val="0"/>
+        </w:rPr>
+        <w:t xml:space="preserve"> se reunieron por una parte </w:t>
+      </w:r>
+      <w:r>
+        <w:rPr>
+          <w:rFonts w:ascii="Calibri" w:cs="Calibri" w:eastAsia="Calibri" w:hAnsi="Calibri"/>
+          <w:b w:val="1"/>
+          <w:bCs w:val="1"/>
+          <w:sz w:val="23"/>
+          <w:szCs w:val="23"/>
           <w:rtl w:val="0"/>
         </w:rPr>
         <w:t xml:space="preserve">[[Nombre]]</w:t>
@@ -147,11 +187,11 @@
       </w:r>
       <w:r>
         <w:rPr>
-          <w:rFonts w:ascii="Consolas" w:cs="Consolas" w:eastAsia="Consolas" w:hAnsi="Consolas"/>
-          <w:b w:val="1"/>
-          <w:bCs w:val="1"/>
-          <w:sz w:val="21"/>
-          <w:szCs w:val="21"/>
+          <w:rFonts w:ascii="Calibri" w:cs="Calibri" w:eastAsia="Calibri" w:hAnsi="Calibri"/>
+          <w:b w:val="1"/>
+          <w:bCs w:val="1"/>
+          <w:sz w:val="23"/>
+          <w:szCs w:val="23"/>
           <w:rtl w:val="0"/>
         </w:rPr>
         <w:t xml:space="preserve">[[Cedula]] </w:t>
@@ -314,6 +354,8 @@
           <w:rFonts w:ascii="Calibri" w:cs="Calibri" w:eastAsia="Calibri" w:hAnsi="Calibri"/>
           <w:b w:val="1"/>
           <w:bCs w:val="1"/>
+          <w:sz w:val="23"/>
+          <w:szCs w:val="23"/>
           <w:rtl w:val="0"/>
         </w:rPr>
         <w:t xml:space="preserve">ONCE MIL QUINIENTOS PESOS 00/100 MCTE. ($11.500,00) </w:t>
@@ -513,7 +555,43 @@
           <w:szCs w:val="23"/>
           <w:rtl w:val="0"/>
         </w:rPr>
-        <w:t xml:space="preserve">En constancia se firma en la ciudad de Sabaneta a los tres (03) días del mes de marzo de dos mil veintiséis (2026).</w:t>
+        <w:t xml:space="preserve">En constancia se firma en la ciudad de </w:t>
+      </w:r>
+      <w:r>
+        <w:rPr>
+          <w:rFonts w:ascii="Calibri" w:cs="Calibri" w:eastAsia="Calibri" w:hAnsi="Calibri"/>
+          <w:b w:val="1"/>
+          <w:bCs w:val="1"/>
+          <w:sz w:val="23"/>
+          <w:szCs w:val="23"/>
+          <w:rtl w:val="0"/>
+        </w:rPr>
+        <w:t xml:space="preserve">[[CiudadWork]]</w:t>
+      </w:r>
+      <w:r>
+        <w:rPr>
+          <w:rFonts w:ascii="Calibri" w:cs="Calibri" w:eastAsia="Calibri" w:hAnsi="Calibri"/>
+          <w:sz w:val="23"/>
+          <w:szCs w:val="23"/>
+          <w:rtl w:val="0"/>
+        </w:rPr>
+        <w:t xml:space="preserve"> a los </w:t>
+      </w:r>
+      <w:r>
+        <w:rPr>
+          <w:rFonts w:ascii="Calibri" w:cs="Calibri" w:eastAsia="Calibri" w:hAnsi="Calibri"/>
+          <w:b w:val="1"/>
+          <w:bCs w:val="1"/>
+          <w:sz w:val="23"/>
+          <w:szCs w:val="23"/>
+          <w:rtl w:val="0"/>
+        </w:rPr>
+        <w:t xml:space="preserve">[[FechaLarga]] .</w:t>
+      </w:r>
+      <w:r>
+        <w:rPr>
+          <w:rtl w:val="0"/>
+        </w:rPr>
       </w:r>
     </w:p>
     <w:p>
@@ -676,7 +754,7 @@
       </w:r>
       <w:r>
         <w:rPr>
-          <w:rFonts w:ascii="Consolas" w:cs="Consolas" w:eastAsia="Consolas" w:hAnsi="Consolas"/>
+          <w:rFonts w:ascii="Calibri" w:cs="Calibri" w:eastAsia="Calibri" w:hAnsi="Calibri"/>
           <w:b w:val="1"/>
           <w:bCs w:val="1"/>
           <w:sz w:val="21"/>
@@ -724,7 +802,7 @@
       </w:r>
       <w:r>
         <w:rPr>
-          <w:rFonts w:ascii="Consolas" w:cs="Consolas" w:eastAsia="Consolas" w:hAnsi="Consolas"/>
+          <w:rFonts w:ascii="Calibri" w:cs="Calibri" w:eastAsia="Calibri" w:hAnsi="Calibri"/>
           <w:b w:val="1"/>
           <w:bCs w:val="1"/>
           <w:sz w:val="21"/>
@@ -768,7 +846,9 @@
     </w:p>
     <w:p>
       <w:pPr>
-        <w:rPr/>
+        <w:rPr>
+          <w:rFonts w:ascii="Calibri" w:cs="Calibri" w:eastAsia="Calibri" w:hAnsi="Calibri"/>
+        </w:rPr>
       </w:pPr>
       <w:r>
         <w:rPr>
